--- a/writing/submissions/SER/ser abstract.docx
+++ b/writing/submissions/SER/ser abstract.docx
@@ -112,7 +112,23 @@
           <w:sz w:val="20"/>
           <w:szCs w:val="20"/>
         </w:rPr>
-        <w:t xml:space="preserve">: We developed a national dataset of power outage exposure and identified county-days </w:t>
+        <w:t>: We developed a</w:t>
+      </w:r>
+      <w:r>
+        <w:rPr>
+          <w:rFonts w:ascii="Arial" w:hAnsi="Arial" w:cs="Arial"/>
+          <w:sz w:val="20"/>
+          <w:szCs w:val="20"/>
+        </w:rPr>
+        <w:t xml:space="preserve"> new</w:t>
+      </w:r>
+      <w:r>
+        <w:rPr>
+          <w:rFonts w:ascii="Arial" w:hAnsi="Arial" w:cs="Arial"/>
+          <w:sz w:val="20"/>
+          <w:szCs w:val="20"/>
+        </w:rPr>
+        <w:t xml:space="preserve"> national dataset of power outage exposure and identified county-days </w:t>
       </w:r>
       <w:r>
         <w:rPr>
@@ -152,15 +168,7 @@
           <w:sz w:val="20"/>
           <w:szCs w:val="20"/>
         </w:rPr>
-        <w:t xml:space="preserve"> This </w:t>
-      </w:r>
-      <w:r>
-        <w:rPr>
-          <w:rFonts w:ascii="Arial" w:hAnsi="Arial" w:cs="Arial"/>
-          <w:sz w:val="20"/>
-          <w:szCs w:val="20"/>
-        </w:rPr>
-        <w:t xml:space="preserve">dataset was missing substantial amounts of data, so we </w:t>
+        <w:t xml:space="preserve"> This dataset was missing substantial amounts of data, so we </w:t>
       </w:r>
       <w:r>
         <w:rPr>
